--- a/CNTT3-Nhap-mon-Session06_Ex01.docx
+++ b/CNTT3-Nhap-mon-Session06_Ex01.docx
@@ -37,39 +37,7 @@
           <w:sz w:val="28"/>
           <w:szCs w:val="28"/>
         </w:rPr>
-        <w:t>L</w:t>
-      </w:r>
-      <w:r>
-        <w:rPr>
-          <w:rFonts w:ascii="Times New Roman" w:hAnsi="Times New Roman" w:cs="Times New Roman"/>
-          <w:sz w:val="28"/>
-          <w:szCs w:val="28"/>
-        </w:rPr>
-        <w:t>ệnh cat của Nam hiển thị quá nhiều dữ liệu</w:t>
-      </w:r>
-      <w:r>
-        <w:rPr>
-          <w:rFonts w:ascii="Times New Roman" w:hAnsi="Times New Roman" w:cs="Times New Roman"/>
-          <w:sz w:val="28"/>
-          <w:szCs w:val="28"/>
-        </w:rPr>
-        <w:t xml:space="preserve"> vì: </w:t>
-      </w:r>
-      <w:r>
-        <w:rPr>
-          <w:rFonts w:ascii="Times New Roman" w:hAnsi="Times New Roman" w:cs="Times New Roman"/>
-          <w:sz w:val="28"/>
-          <w:szCs w:val="28"/>
-        </w:rPr>
-        <w:t>lệnh này in toàn bộ nội dung ra màn hình ngay lập tức, không dừng lại theo từng trang</w:t>
-      </w:r>
-      <w:r>
-        <w:rPr>
-          <w:rFonts w:ascii="Times New Roman" w:hAnsi="Times New Roman" w:cs="Times New Roman"/>
-          <w:sz w:val="28"/>
-          <w:szCs w:val="28"/>
-        </w:rPr>
-        <w:t>.</w:t>
+        <w:t>Lệnh cat của Nam hiển thị quá nhiều dữ liệu vì: lệnh này in toàn bộ nội dung ra màn hình ngay lập tức, không dừng lại theo từng trang.</w:t>
       </w:r>
     </w:p>
     <w:p>
@@ -89,23 +57,7 @@
           <w:sz w:val="28"/>
           <w:szCs w:val="28"/>
         </w:rPr>
-        <w:t>K</w:t>
-      </w:r>
-      <w:r>
-        <w:rPr>
-          <w:rFonts w:ascii="Times New Roman" w:hAnsi="Times New Roman" w:cs="Times New Roman"/>
-          <w:sz w:val="28"/>
-          <w:szCs w:val="28"/>
-        </w:rPr>
-        <w:t>hông nên mở file 500MB bằng Notepad</w:t>
-      </w:r>
-      <w:r>
-        <w:rPr>
-          <w:rFonts w:ascii="Times New Roman" w:hAnsi="Times New Roman" w:cs="Times New Roman"/>
-          <w:sz w:val="28"/>
-          <w:szCs w:val="28"/>
-        </w:rPr>
-        <w:t xml:space="preserve"> vì: như vậy Ram sẽ bị đầy làm lag máy.</w:t>
+        <w:t>Không nên mở file 500MB bằng Notepad vì: như vậy Ram sẽ bị đầy làm lag máy.</w:t>
       </w:r>
     </w:p>
     <w:p>
@@ -160,7 +112,23 @@
           <w:sz w:val="28"/>
           <w:szCs w:val="28"/>
         </w:rPr>
-        <w:t>Get-Content server_log_500MB.log | more</w:t>
+        <w:t xml:space="preserve">Get-Content </w:t>
+      </w:r>
+      <w:r>
+        <w:rPr>
+          <w:rFonts w:ascii="Times New Roman" w:hAnsi="Times New Roman" w:cs="Times New Roman"/>
+          <w:sz w:val="28"/>
+          <w:szCs w:val="28"/>
+        </w:rPr>
+        <w:t>.\</w:t>
+      </w:r>
+      <w:r>
+        <w:rPr>
+          <w:rFonts w:ascii="Times New Roman" w:hAnsi="Times New Roman" w:cs="Times New Roman"/>
+          <w:sz w:val="28"/>
+          <w:szCs w:val="28"/>
+        </w:rPr>
+        <w:t>server_log_500MB.log | more</w:t>
       </w:r>
     </w:p>
     <w:p>
@@ -179,35 +147,17 @@
           <w:sz w:val="28"/>
           <w:szCs w:val="28"/>
         </w:rPr>
-        <w:t>C</w:t>
+        <w:t xml:space="preserve">Chỉ xem </w:t>
       </w:r>
       <w:r>
         <w:rPr>
           <w:rFonts w:ascii="Times New Roman" w:hAnsi="Times New Roman" w:cs="Times New Roman"/>
-          <w:sz w:val="28"/>
-          <w:szCs w:val="28"/>
-        </w:rPr>
-        <w:t xml:space="preserve">hỉ xem </w:t>
-      </w:r>
-      <w:r>
-        <w:rPr>
-          <w:rFonts w:ascii="Times New Roman" w:hAnsi="Times New Roman" w:cs="Times New Roman"/>
           <w:b/>
           <w:bCs/>
           <w:sz w:val="28"/>
           <w:szCs w:val="28"/>
         </w:rPr>
-        <w:t>10 dòng cuối cùng</w:t>
-      </w:r>
-      <w:r>
-        <w:rPr>
-          <w:rFonts w:ascii="Times New Roman" w:hAnsi="Times New Roman" w:cs="Times New Roman"/>
-          <w:b/>
-          <w:bCs/>
-          <w:sz w:val="28"/>
-          <w:szCs w:val="28"/>
-        </w:rPr>
-        <w:t>:</w:t>
+        <w:t>10 dòng cuối cùng:</w:t>
       </w:r>
     </w:p>
     <w:p>
@@ -224,7 +174,31 @@
           <w:sz w:val="28"/>
           <w:szCs w:val="28"/>
         </w:rPr>
-        <w:t xml:space="preserve">Get-Content -Tail </w:t>
+        <w:t>Get-Content -Tail</w:t>
+      </w:r>
+      <w:r>
+        <w:rPr>
+          <w:rFonts w:ascii="Times New Roman" w:hAnsi="Times New Roman" w:cs="Times New Roman"/>
+          <w:sz w:val="28"/>
+          <w:szCs w:val="28"/>
+        </w:rPr>
+        <w:t xml:space="preserve"> 10</w:t>
+      </w:r>
+      <w:r>
+        <w:rPr>
+          <w:rFonts w:ascii="Times New Roman" w:hAnsi="Times New Roman" w:cs="Times New Roman"/>
+          <w:sz w:val="28"/>
+          <w:szCs w:val="28"/>
+        </w:rPr>
+        <w:t xml:space="preserve"> </w:t>
+      </w:r>
+      <w:r>
+        <w:rPr>
+          <w:rFonts w:ascii="Times New Roman" w:hAnsi="Times New Roman" w:cs="Times New Roman"/>
+          <w:sz w:val="28"/>
+          <w:szCs w:val="28"/>
+        </w:rPr>
+        <w:t>.\</w:t>
       </w:r>
       <w:r>
         <w:rPr>
@@ -848,6 +822,7 @@
   <w:style w:type="character" w:default="1" w:styleId="DefaultParagraphFont">
     <w:name w:val="Default Paragraph Font"/>
     <w:uiPriority w:val="1"/>
+    <w:semiHidden/>
     <w:unhideWhenUsed/>
   </w:style>
   <w:style w:type="table" w:default="1" w:styleId="TableNormal">
